--- a/SoluoPrint_CSCD602_Submission/Software_Effort_Estimation.docx
+++ b/SoluoPrint_CSCD602_Submission/Software_Effort_Estimation.docx
@@ -16,6 +16,21 @@
           <w:sz w:val="36"/>
         </w:rPr>
         <w:t>Software Effort Estimation Report</w:t>
+      </w:r>
+    </w:p>
+    <w:p>
+      <w:pPr>
+        <w:spacing w:line="360" w:lineRule="auto" w:after="160"/>
+      </w:pPr>
+      <w:r>
+        <w:rPr>
+          <w:rFonts w:ascii="Times New Roman" w:hAnsi="Times New Roman"/>
+          <w:b/>
+          <w:i w:val="0"/>
+          <w:color w:val="000000"/>
+          <w:sz w:val="24"/>
+        </w:rPr>
+        <w:t>Project Title: SoluoPrint - Advanced Print Shop Management System</w:t>
       </w:r>
     </w:p>
     <w:p>

--- a/SoluoPrint_CSCD602_Submission/Software_Effort_Estimation.docx
+++ b/SoluoPrint_CSCD602_Submission/Software_Effort_Estimation.docx
@@ -1108,6 +1108,434 @@
           </w:p>
         </w:tc>
       </w:tr>
+      <w:tr>
+        <w:tc>
+          <w:tcPr>
+            <w:tcW w:type="dxa" w:w="1728"/>
+            <w:shd w:fill="FFFFFF"/>
+          </w:tcPr>
+          <w:p>
+            <w:pPr>
+              <w:spacing w:line="288" w:lineRule="auto" w:after="40"/>
+            </w:pPr>
+            <w:r>
+              <w:rPr>
+                <w:rFonts w:ascii="Times New Roman" w:hAnsi="Times New Roman"/>
+                <w:b w:val="0"/>
+                <w:i w:val="0"/>
+                <w:color w:val="000000"/>
+                <w:sz w:val="20"/>
+              </w:rPr>
+              <w:t>UC-09</w:t>
+            </w:r>
+          </w:p>
+        </w:tc>
+        <w:tc>
+          <w:tcPr>
+            <w:tcW w:type="dxa" w:w="1728"/>
+            <w:shd w:fill="FFFFFF"/>
+          </w:tcPr>
+          <w:p>
+            <w:pPr>
+              <w:spacing w:line="288" w:lineRule="auto" w:after="40"/>
+            </w:pPr>
+            <w:r>
+              <w:rPr>
+                <w:rFonts w:ascii="Times New Roman" w:hAnsi="Times New Roman"/>
+                <w:b w:val="0"/>
+                <w:i w:val="0"/>
+                <w:color w:val="000000"/>
+                <w:sz w:val="20"/>
+              </w:rPr>
+              <w:t>User/Staff Management &amp; Auto-Credentials</w:t>
+            </w:r>
+          </w:p>
+        </w:tc>
+        <w:tc>
+          <w:tcPr>
+            <w:tcW w:type="dxa" w:w="1728"/>
+            <w:shd w:fill="FFFFFF"/>
+          </w:tcPr>
+          <w:p>
+            <w:pPr>
+              <w:spacing w:line="288" w:lineRule="auto" w:after="40"/>
+            </w:pPr>
+            <w:r>
+              <w:rPr>
+                <w:rFonts w:ascii="Times New Roman" w:hAnsi="Times New Roman"/>
+                <w:b w:val="0"/>
+                <w:i w:val="0"/>
+                <w:color w:val="000000"/>
+                <w:sz w:val="20"/>
+              </w:rPr>
+              <w:t>Average</w:t>
+            </w:r>
+          </w:p>
+        </w:tc>
+        <w:tc>
+          <w:tcPr>
+            <w:tcW w:type="dxa" w:w="1728"/>
+            <w:shd w:fill="FFFFFF"/>
+          </w:tcPr>
+          <w:p>
+            <w:pPr>
+              <w:spacing w:line="288" w:lineRule="auto" w:after="40"/>
+            </w:pPr>
+            <w:r>
+              <w:rPr>
+                <w:rFonts w:ascii="Times New Roman" w:hAnsi="Times New Roman"/>
+                <w:b w:val="0"/>
+                <w:i w:val="0"/>
+                <w:color w:val="000000"/>
+                <w:sz w:val="20"/>
+              </w:rPr>
+              <w:t>5 transactions</w:t>
+            </w:r>
+          </w:p>
+        </w:tc>
+        <w:tc>
+          <w:tcPr>
+            <w:tcW w:type="dxa" w:w="1728"/>
+            <w:shd w:fill="FFFFFF"/>
+          </w:tcPr>
+          <w:p>
+            <w:pPr>
+              <w:spacing w:line="288" w:lineRule="auto" w:after="40"/>
+            </w:pPr>
+            <w:r>
+              <w:rPr>
+                <w:rFonts w:ascii="Times New Roman" w:hAnsi="Times New Roman"/>
+                <w:b w:val="0"/>
+                <w:i w:val="0"/>
+                <w:color w:val="000000"/>
+                <w:sz w:val="20"/>
+              </w:rPr>
+              <w:t>10</w:t>
+            </w:r>
+          </w:p>
+        </w:tc>
+      </w:tr>
+      <w:tr>
+        <w:tc>
+          <w:tcPr>
+            <w:tcW w:type="dxa" w:w="1728"/>
+            <w:shd w:fill="F8FAFC"/>
+          </w:tcPr>
+          <w:p>
+            <w:pPr>
+              <w:spacing w:line="288" w:lineRule="auto" w:after="40"/>
+            </w:pPr>
+            <w:r>
+              <w:rPr>
+                <w:rFonts w:ascii="Times New Roman" w:hAnsi="Times New Roman"/>
+                <w:b w:val="0"/>
+                <w:i w:val="0"/>
+                <w:color w:val="000000"/>
+                <w:sz w:val="20"/>
+              </w:rPr>
+              <w:t>UC-10</w:t>
+            </w:r>
+          </w:p>
+        </w:tc>
+        <w:tc>
+          <w:tcPr>
+            <w:tcW w:type="dxa" w:w="1728"/>
+            <w:shd w:fill="F8FAFC"/>
+          </w:tcPr>
+          <w:p>
+            <w:pPr>
+              <w:spacing w:line="288" w:lineRule="auto" w:after="40"/>
+            </w:pPr>
+            <w:r>
+              <w:rPr>
+                <w:rFonts w:ascii="Times New Roman" w:hAnsi="Times New Roman"/>
+                <w:b w:val="0"/>
+                <w:i w:val="0"/>
+                <w:color w:val="000000"/>
+                <w:sz w:val="20"/>
+              </w:rPr>
+              <w:t>Granular RBAC Permissions (18 Permissions)</w:t>
+            </w:r>
+          </w:p>
+        </w:tc>
+        <w:tc>
+          <w:tcPr>
+            <w:tcW w:type="dxa" w:w="1728"/>
+            <w:shd w:fill="F8FAFC"/>
+          </w:tcPr>
+          <w:p>
+            <w:pPr>
+              <w:spacing w:line="288" w:lineRule="auto" w:after="40"/>
+            </w:pPr>
+            <w:r>
+              <w:rPr>
+                <w:rFonts w:ascii="Times New Roman" w:hAnsi="Times New Roman"/>
+                <w:b w:val="0"/>
+                <w:i w:val="0"/>
+                <w:color w:val="000000"/>
+                <w:sz w:val="20"/>
+              </w:rPr>
+              <w:t>Complex</w:t>
+            </w:r>
+          </w:p>
+        </w:tc>
+        <w:tc>
+          <w:tcPr>
+            <w:tcW w:type="dxa" w:w="1728"/>
+            <w:shd w:fill="F8FAFC"/>
+          </w:tcPr>
+          <w:p>
+            <w:pPr>
+              <w:spacing w:line="288" w:lineRule="auto" w:after="40"/>
+            </w:pPr>
+            <w:r>
+              <w:rPr>
+                <w:rFonts w:ascii="Times New Roman" w:hAnsi="Times New Roman"/>
+                <w:b w:val="0"/>
+                <w:i w:val="0"/>
+                <w:color w:val="000000"/>
+                <w:sz w:val="20"/>
+              </w:rPr>
+              <w:t>7 transactions</w:t>
+            </w:r>
+          </w:p>
+        </w:tc>
+        <w:tc>
+          <w:tcPr>
+            <w:tcW w:type="dxa" w:w="1728"/>
+            <w:shd w:fill="F8FAFC"/>
+          </w:tcPr>
+          <w:p>
+            <w:pPr>
+              <w:spacing w:line="288" w:lineRule="auto" w:after="40"/>
+            </w:pPr>
+            <w:r>
+              <w:rPr>
+                <w:rFonts w:ascii="Times New Roman" w:hAnsi="Times New Roman"/>
+                <w:b w:val="0"/>
+                <w:i w:val="0"/>
+                <w:color w:val="000000"/>
+                <w:sz w:val="20"/>
+              </w:rPr>
+              <w:t>15</w:t>
+            </w:r>
+          </w:p>
+        </w:tc>
+      </w:tr>
+      <w:tr>
+        <w:tc>
+          <w:tcPr>
+            <w:tcW w:type="dxa" w:w="1728"/>
+            <w:shd w:fill="FFFFFF"/>
+          </w:tcPr>
+          <w:p>
+            <w:pPr>
+              <w:spacing w:line="288" w:lineRule="auto" w:after="40"/>
+            </w:pPr>
+            <w:r>
+              <w:rPr>
+                <w:rFonts w:ascii="Times New Roman" w:hAnsi="Times New Roman"/>
+                <w:b w:val="0"/>
+                <w:i w:val="0"/>
+                <w:color w:val="000000"/>
+                <w:sz w:val="20"/>
+              </w:rPr>
+              <w:t>UC-11</w:t>
+            </w:r>
+          </w:p>
+        </w:tc>
+        <w:tc>
+          <w:tcPr>
+            <w:tcW w:type="dxa" w:w="1728"/>
+            <w:shd w:fill="FFFFFF"/>
+          </w:tcPr>
+          <w:p>
+            <w:pPr>
+              <w:spacing w:line="288" w:lineRule="auto" w:after="40"/>
+            </w:pPr>
+            <w:r>
+              <w:rPr>
+                <w:rFonts w:ascii="Times New Roman" w:hAnsi="Times New Roman"/>
+                <w:b w:val="0"/>
+                <w:i w:val="0"/>
+                <w:color w:val="000000"/>
+                <w:sz w:val="20"/>
+              </w:rPr>
+              <w:t>Customer Online Payment Checkout</w:t>
+            </w:r>
+          </w:p>
+        </w:tc>
+        <w:tc>
+          <w:tcPr>
+            <w:tcW w:type="dxa" w:w="1728"/>
+            <w:shd w:fill="FFFFFF"/>
+          </w:tcPr>
+          <w:p>
+            <w:pPr>
+              <w:spacing w:line="288" w:lineRule="auto" w:after="40"/>
+            </w:pPr>
+            <w:r>
+              <w:rPr>
+                <w:rFonts w:ascii="Times New Roman" w:hAnsi="Times New Roman"/>
+                <w:b w:val="0"/>
+                <w:i w:val="0"/>
+                <w:color w:val="000000"/>
+                <w:sz w:val="20"/>
+              </w:rPr>
+              <w:t>Average</w:t>
+            </w:r>
+          </w:p>
+        </w:tc>
+        <w:tc>
+          <w:tcPr>
+            <w:tcW w:type="dxa" w:w="1728"/>
+            <w:shd w:fill="FFFFFF"/>
+          </w:tcPr>
+          <w:p>
+            <w:pPr>
+              <w:spacing w:line="288" w:lineRule="auto" w:after="40"/>
+            </w:pPr>
+            <w:r>
+              <w:rPr>
+                <w:rFonts w:ascii="Times New Roman" w:hAnsi="Times New Roman"/>
+                <w:b w:val="0"/>
+                <w:i w:val="0"/>
+                <w:color w:val="000000"/>
+                <w:sz w:val="20"/>
+              </w:rPr>
+              <w:t>4 transactions</w:t>
+            </w:r>
+          </w:p>
+        </w:tc>
+        <w:tc>
+          <w:tcPr>
+            <w:tcW w:type="dxa" w:w="1728"/>
+            <w:shd w:fill="FFFFFF"/>
+          </w:tcPr>
+          <w:p>
+            <w:pPr>
+              <w:spacing w:line="288" w:lineRule="auto" w:after="40"/>
+            </w:pPr>
+            <w:r>
+              <w:rPr>
+                <w:rFonts w:ascii="Times New Roman" w:hAnsi="Times New Roman"/>
+                <w:b w:val="0"/>
+                <w:i w:val="0"/>
+                <w:color w:val="000000"/>
+                <w:sz w:val="20"/>
+              </w:rPr>
+              <w:t>10</w:t>
+            </w:r>
+          </w:p>
+        </w:tc>
+      </w:tr>
+      <w:tr>
+        <w:tc>
+          <w:tcPr>
+            <w:tcW w:type="dxa" w:w="1728"/>
+            <w:shd w:fill="F8FAFC"/>
+          </w:tcPr>
+          <w:p>
+            <w:pPr>
+              <w:spacing w:line="288" w:lineRule="auto" w:after="40"/>
+            </w:pPr>
+            <w:r>
+              <w:rPr>
+                <w:rFonts w:ascii="Times New Roman" w:hAnsi="Times New Roman"/>
+                <w:b w:val="0"/>
+                <w:i w:val="0"/>
+                <w:color w:val="000000"/>
+                <w:sz w:val="20"/>
+              </w:rPr>
+              <w:t>UC-12</w:t>
+            </w:r>
+          </w:p>
+        </w:tc>
+        <w:tc>
+          <w:tcPr>
+            <w:tcW w:type="dxa" w:w="1728"/>
+            <w:shd w:fill="F8FAFC"/>
+          </w:tcPr>
+          <w:p>
+            <w:pPr>
+              <w:spacing w:line="288" w:lineRule="auto" w:after="40"/>
+            </w:pPr>
+            <w:r>
+              <w:rPr>
+                <w:rFonts w:ascii="Times New Roman" w:hAnsi="Times New Roman"/>
+                <w:b w:val="0"/>
+                <w:i w:val="0"/>
+                <w:color w:val="000000"/>
+                <w:sz w:val="20"/>
+              </w:rPr>
+              <w:t>Real-Time Live Support Chat</w:t>
+            </w:r>
+          </w:p>
+        </w:tc>
+        <w:tc>
+          <w:tcPr>
+            <w:tcW w:type="dxa" w:w="1728"/>
+            <w:shd w:fill="F8FAFC"/>
+          </w:tcPr>
+          <w:p>
+            <w:pPr>
+              <w:spacing w:line="288" w:lineRule="auto" w:after="40"/>
+            </w:pPr>
+            <w:r>
+              <w:rPr>
+                <w:rFonts w:ascii="Times New Roman" w:hAnsi="Times New Roman"/>
+                <w:b w:val="0"/>
+                <w:i w:val="0"/>
+                <w:color w:val="000000"/>
+                <w:sz w:val="20"/>
+              </w:rPr>
+              <w:t>Average</w:t>
+            </w:r>
+          </w:p>
+        </w:tc>
+        <w:tc>
+          <w:tcPr>
+            <w:tcW w:type="dxa" w:w="1728"/>
+            <w:shd w:fill="F8FAFC"/>
+          </w:tcPr>
+          <w:p>
+            <w:pPr>
+              <w:spacing w:line="288" w:lineRule="auto" w:after="40"/>
+            </w:pPr>
+            <w:r>
+              <w:rPr>
+                <w:rFonts w:ascii="Times New Roman" w:hAnsi="Times New Roman"/>
+                <w:b w:val="0"/>
+                <w:i w:val="0"/>
+                <w:color w:val="000000"/>
+                <w:sz w:val="20"/>
+              </w:rPr>
+              <w:t>5 transactions</w:t>
+            </w:r>
+          </w:p>
+        </w:tc>
+        <w:tc>
+          <w:tcPr>
+            <w:tcW w:type="dxa" w:w="1728"/>
+            <w:shd w:fill="F8FAFC"/>
+          </w:tcPr>
+          <w:p>
+            <w:pPr>
+              <w:spacing w:line="288" w:lineRule="auto" w:after="40"/>
+            </w:pPr>
+            <w:r>
+              <w:rPr>
+                <w:rFonts w:ascii="Times New Roman" w:hAnsi="Times New Roman"/>
+                <w:b w:val="0"/>
+                <w:i w:val="0"/>
+                <w:color w:val="000000"/>
+                <w:sz w:val="20"/>
+              </w:rPr>
+              <w:t>10</w:t>
+            </w:r>
+          </w:p>
+        </w:tc>
+      </w:tr>
     </w:tbl>
     <w:p/>
     <w:p>
@@ -1122,7 +1550,7 @@
           <w:color w:val="000000"/>
           <w:sz w:val="24"/>
         </w:rPr>
-        <w:t>Total Unadjusted Use Case Weight (UUCW) = 70</w:t>
+        <w:t>Total Unadjusted Use Case Weight (UUCW) = 115</w:t>
       </w:r>
     </w:p>
     <w:p>
@@ -1785,7 +2213,7 @@
           <w:color w:val="000000"/>
           <w:sz w:val="24"/>
         </w:rPr>
-        <w:t>Unadjusted Use Case Points (UUCP) = UUCW + UAW = 70 + 13 = 83</w:t>
+        <w:t>Unadjusted Use Case Points (UUCP) = UUCW + UAW = 115 + 13 = 128</w:t>
       </w:r>
     </w:p>
     <w:p>
@@ -1846,7 +2274,7 @@
           <w:color w:val="000000"/>
           <w:sz w:val="24"/>
         </w:rPr>
-        <w:t>Adjusted Use Case Points (UCP) = UUCP * TCF * ECF = 83 * 1.04 * 0.92 = 79.41 UCP</w:t>
+        <w:t>Adjusted Use Case Points (UCP) = UUCP * TCF * ECF = 128 * 1.04 * 0.92 = 122.5 UCP</w:t>
       </w:r>
     </w:p>
     <w:p>
@@ -1892,7 +2320,7 @@
           <w:color w:val="000000"/>
           <w:sz w:val="24"/>
         </w:rPr>
-        <w:t>• Total Estimated Effort: 79.41 * 20 = 1,588.2 Person-Hours</w:t>
+        <w:t>• Total Estimated Effort: 122.5 * 20 = 2,450 Person-Hours</w:t>
       </w:r>
     </w:p>
     <w:p>

--- a/SoluoPrint_CSCD602_Submission/Software_Effort_Estimation.docx
+++ b/SoluoPrint_CSCD602_Submission/Software_Effort_Estimation.docx
@@ -1536,6 +1536,113 @@
           </w:p>
         </w:tc>
       </w:tr>
+      <w:tr>
+        <w:tc>
+          <w:tcPr>
+            <w:tcW w:type="dxa" w:w="1728"/>
+            <w:shd w:fill="FFFFFF"/>
+          </w:tcPr>
+          <w:p>
+            <w:pPr>
+              <w:spacing w:line="288" w:lineRule="auto" w:after="40"/>
+            </w:pPr>
+            <w:r>
+              <w:rPr>
+                <w:rFonts w:ascii="Times New Roman" w:hAnsi="Times New Roman"/>
+                <w:b w:val="0"/>
+                <w:i w:val="0"/>
+                <w:color w:val="000000"/>
+                <w:sz w:val="20"/>
+              </w:rPr>
+              <w:t>UC-13</w:t>
+            </w:r>
+          </w:p>
+        </w:tc>
+        <w:tc>
+          <w:tcPr>
+            <w:tcW w:type="dxa" w:w="1728"/>
+            <w:shd w:fill="FFFFFF"/>
+          </w:tcPr>
+          <w:p>
+            <w:pPr>
+              <w:spacing w:line="288" w:lineRule="auto" w:after="40"/>
+            </w:pPr>
+            <w:r>
+              <w:rPr>
+                <w:rFonts w:ascii="Times New Roman" w:hAnsi="Times New Roman"/>
+                <w:b w:val="0"/>
+                <w:i w:val="0"/>
+                <w:color w:val="000000"/>
+                <w:sz w:val="20"/>
+              </w:rPr>
+              <w:t>Audit &amp; Activity Logging Trail</w:t>
+            </w:r>
+          </w:p>
+        </w:tc>
+        <w:tc>
+          <w:tcPr>
+            <w:tcW w:type="dxa" w:w="1728"/>
+            <w:shd w:fill="FFFFFF"/>
+          </w:tcPr>
+          <w:p>
+            <w:pPr>
+              <w:spacing w:line="288" w:lineRule="auto" w:after="40"/>
+            </w:pPr>
+            <w:r>
+              <w:rPr>
+                <w:rFonts w:ascii="Times New Roman" w:hAnsi="Times New Roman"/>
+                <w:b w:val="0"/>
+                <w:i w:val="0"/>
+                <w:color w:val="000000"/>
+                <w:sz w:val="20"/>
+              </w:rPr>
+              <w:t>Average</w:t>
+            </w:r>
+          </w:p>
+        </w:tc>
+        <w:tc>
+          <w:tcPr>
+            <w:tcW w:type="dxa" w:w="1728"/>
+            <w:shd w:fill="FFFFFF"/>
+          </w:tcPr>
+          <w:p>
+            <w:pPr>
+              <w:spacing w:line="288" w:lineRule="auto" w:after="40"/>
+            </w:pPr>
+            <w:r>
+              <w:rPr>
+                <w:rFonts w:ascii="Times New Roman" w:hAnsi="Times New Roman"/>
+                <w:b w:val="0"/>
+                <w:i w:val="0"/>
+                <w:color w:val="000000"/>
+                <w:sz w:val="20"/>
+              </w:rPr>
+              <w:t>5 transactions</w:t>
+            </w:r>
+          </w:p>
+        </w:tc>
+        <w:tc>
+          <w:tcPr>
+            <w:tcW w:type="dxa" w:w="1728"/>
+            <w:shd w:fill="FFFFFF"/>
+          </w:tcPr>
+          <w:p>
+            <w:pPr>
+              <w:spacing w:line="288" w:lineRule="auto" w:after="40"/>
+            </w:pPr>
+            <w:r>
+              <w:rPr>
+                <w:rFonts w:ascii="Times New Roman" w:hAnsi="Times New Roman"/>
+                <w:b w:val="0"/>
+                <w:i w:val="0"/>
+                <w:color w:val="000000"/>
+                <w:sz w:val="20"/>
+              </w:rPr>
+              <w:t>10</w:t>
+            </w:r>
+          </w:p>
+        </w:tc>
+      </w:tr>
     </w:tbl>
     <w:p/>
     <w:p>
@@ -1550,7 +1657,7 @@
           <w:color w:val="000000"/>
           <w:sz w:val="24"/>
         </w:rPr>
-        <w:t>Total Unadjusted Use Case Weight (UUCW) = 115</w:t>
+        <w:t>Total Unadjusted Use Case Weight (UUCW) = 125</w:t>
       </w:r>
     </w:p>
     <w:p>
@@ -2213,7 +2320,7 @@
           <w:color w:val="000000"/>
           <w:sz w:val="24"/>
         </w:rPr>
-        <w:t>Unadjusted Use Case Points (UUCP) = UUCW + UAW = 115 + 13 = 128</w:t>
+        <w:t>Unadjusted Use Case Points (UUCP) = UUCW + UAW = 125 + 13 = 138</w:t>
       </w:r>
     </w:p>
     <w:p>
@@ -2274,7 +2381,7 @@
           <w:color w:val="000000"/>
           <w:sz w:val="24"/>
         </w:rPr>
-        <w:t>Adjusted Use Case Points (UCP) = UUCP * TCF * ECF = 128 * 1.04 * 0.92 = 122.5 UCP</w:t>
+        <w:t>Adjusted Use Case Points (UCP) = UUCP * TCF * ECF = 138 * 1.04 * 0.92 = 132.0 UCP</w:t>
       </w:r>
     </w:p>
     <w:p>
@@ -2320,7 +2427,7 @@
           <w:color w:val="000000"/>
           <w:sz w:val="24"/>
         </w:rPr>
-        <w:t>• Total Estimated Effort: 122.5 * 20 = 2,450 Person-Hours</w:t>
+        <w:t>• Total Estimated Effort: 132.0 * 20 = 2,640 Person-Hours</w:t>
       </w:r>
     </w:p>
     <w:p>

--- a/SoluoPrint_CSCD602_Submission/Software_Effort_Estimation.docx
+++ b/SoluoPrint_CSCD602_Submission/Software_Effort_Estimation.docx
@@ -30,7 +30,7 @@
           <w:color w:val="000000"/>
           <w:sz w:val="24"/>
         </w:rPr>
-        <w:t>Project Title: SoluoPrint - Advanced Print Shop Management System</w:t>
+        <w:t>Project Title: SoluoPrint - Premium All-in-One Print Shop Management (Print/Job management, CRM, Financial Management &amp; Analytics Platform, Automated SMS Notifications)</w:t>
       </w:r>
     </w:p>
     <w:p>
@@ -108,7 +108,7 @@
                 <w:color w:val="334155"/>
                 <w:sz w:val="21"/>
               </w:rPr>
-              <w:t>Use Case Points (UCP) estimation was selected over COCOMO II because SoluoPrint is an object-oriented, use-case-driven web application with distinct user actors (Shop Admin, Press Staff, Customer) and discrete database transactions.</w:t>
+              <w:t>Use Case Points (UCP) estimation was selected over COCOMO II because SoluoPrint is an object-oriented, use-case-driven web application with distinct user actors (Shop Admin, Press Staff, Customer) and discrete database transactions. Measuring Lines of Code (LOC) is highly inaccurate for web applications built upon backend-as-a-service (Supabase) platforms.</w:t>
             </w:r>
           </w:p>
         </w:tc>
@@ -129,6 +129,21 @@
           <w:sz w:val="28"/>
         </w:rPr>
         <w:t>1. Unadjusted Use Case Weight (UUCW)</w:t>
+      </w:r>
+    </w:p>
+    <w:p>
+      <w:pPr>
+        <w:spacing w:line="360" w:lineRule="auto" w:after="160"/>
+      </w:pPr>
+      <w:r>
+        <w:rPr>
+          <w:rFonts w:ascii="Times New Roman" w:hAnsi="Times New Roman"/>
+          <w:b w:val="0"/>
+          <w:i w:val="0"/>
+          <w:color w:val="000000"/>
+          <w:sz w:val="24"/>
+        </w:rPr>
+        <w:t>Use cases are classified based on the number of transactions required to complete the user journey. Simple use cases involve 1-3 transactions (weight 5), average use cases involve 4-7 transactions (weight 10), and complex use cases involve 8+ transactions (weight 15).</w:t>
       </w:r>
     </w:p>
     <w:tbl>
@@ -291,7 +306,7 @@
                 <w:color w:val="000000"/>
                 <w:sz w:val="20"/>
               </w:rPr>
-              <w:t>Manage Customer Profiles &amp; Types</w:t>
+              <w:t>Manage Customer Profiles &amp; CRM</w:t>
             </w:r>
           </w:p>
         </w:tc>
@@ -719,7 +734,7 @@
                 <w:color w:val="000000"/>
                 <w:sz w:val="20"/>
               </w:rPr>
-              <w:t>Expense Logging &amp; Categorization</w:t>
+              <w:t>Expense Logging &amp; Account Ledger</w:t>
             </w:r>
           </w:p>
         </w:tc>
@@ -826,7 +841,7 @@
                 <w:color w:val="000000"/>
                 <w:sz w:val="20"/>
               </w:rPr>
-              <w:t>Automated SMSOnlineAPI &amp; Email Alerts</w:t>
+              <w:t>Automated SMS &amp; Email Alerts Dispatch</w:t>
             </w:r>
           </w:p>
         </w:tc>
@@ -1254,7 +1269,7 @@
                 <w:color w:val="000000"/>
                 <w:sz w:val="20"/>
               </w:rPr>
-              <w:t>Granular RBAC Permissions (18 Permissions)</w:t>
+              <w:t>Granular Role-Based Access Control (RBAC)</w:t>
             </w:r>
           </w:p>
         </w:tc>
@@ -1468,7 +1483,7 @@
                 <w:color w:val="000000"/>
                 <w:sz w:val="20"/>
               </w:rPr>
-              <w:t>Real-Time Live Support Chat</w:t>
+              <w:t>Real-Time Live Support Chat widget</w:t>
             </w:r>
           </w:p>
         </w:tc>
@@ -1674,6 +1689,21 @@
           <w:sz w:val="28"/>
         </w:rPr>
         <w:t>2. Unadjusted Actor Weight (UAW)</w:t>
+      </w:r>
+    </w:p>
+    <w:p>
+      <w:pPr>
+        <w:spacing w:line="360" w:lineRule="auto" w:after="160"/>
+      </w:pPr>
+      <w:r>
+        <w:rPr>
+          <w:rFonts w:ascii="Times New Roman" w:hAnsi="Times New Roman"/>
+          <w:b w:val="0"/>
+          <w:i w:val="0"/>
+          <w:color w:val="000000"/>
+          <w:sz w:val="24"/>
+        </w:rPr>
+        <w:t>Actors are categorized by interaction style. Simple actors represent APIs or protocols (weight 1), average actors represent protocol-based client-server or database interfaces (weight 2), and complex actors represent users interacting through graphical web interfaces (weight 3).</w:t>
       </w:r>
     </w:p>
     <w:tbl>
@@ -2315,7 +2345,7 @@
       <w:r>
         <w:rPr>
           <w:rFonts w:ascii="Times New Roman" w:hAnsi="Times New Roman"/>
-          <w:b w:val="0"/>
+          <w:b/>
           <w:i w:val="0"/>
           <w:color w:val="000000"/>
           <w:sz w:val="24"/>
@@ -2351,7 +2381,7 @@
           <w:color w:val="000000"/>
           <w:sz w:val="24"/>
         </w:rPr>
-        <w:t>Technical Complexity Factor (TCF) = 0.6 + (0.01 * TFactor) = 0.6 + (0.01 * 44) = 1.04</w:t>
+        <w:t>The Technical Complexity Factor (TCF) is derived from 13 standard technical factors (T1-T13) rated from 0 to 5 based on their impact. The Environmental Complexity Factor (ECF) evaluates 8 environmental characteristics (E1-E8) mapping the team's capabilities.</w:t>
       </w:r>
     </w:p>
     <w:p>
@@ -2361,12 +2391,12 @@
       <w:r>
         <w:rPr>
           <w:rFonts w:ascii="Times New Roman" w:hAnsi="Times New Roman"/>
-          <w:b w:val="0"/>
+          <w:b/>
           <w:i w:val="0"/>
           <w:color w:val="000000"/>
           <w:sz w:val="24"/>
         </w:rPr>
-        <w:t>Environmental Complexity Factor (ECF) = 1.4 + (-0.03 * EFactor) = 1.4 + (-0.03 * 16) = 0.92</w:t>
+        <w:t>TCF = 0.6 + (0.01 * TFactor) = 0.6 + (0.01 * 44) = 1.04</w:t>
       </w:r>
     </w:p>
     <w:p>
@@ -2376,7 +2406,22 @@
       <w:r>
         <w:rPr>
           <w:rFonts w:ascii="Times New Roman" w:hAnsi="Times New Roman"/>
-          <w:b w:val="0"/>
+          <w:b/>
+          <w:i w:val="0"/>
+          <w:color w:val="000000"/>
+          <w:sz w:val="24"/>
+        </w:rPr>
+        <w:t>ECF = 1.4 + (-0.03 * EFactor) = 1.4 + (-0.03 * 16) = 0.92</w:t>
+      </w:r>
+    </w:p>
+    <w:p>
+      <w:pPr>
+        <w:spacing w:line="360" w:lineRule="auto" w:after="160"/>
+      </w:pPr>
+      <w:r>
+        <w:rPr>
+          <w:rFonts w:ascii="Times New Roman" w:hAnsi="Times New Roman"/>
+          <w:b/>
           <w:i w:val="0"/>
           <w:color w:val="000000"/>
           <w:sz w:val="24"/>
@@ -2412,7 +2457,7 @@
           <w:color w:val="000000"/>
           <w:sz w:val="24"/>
         </w:rPr>
-        <w:t>Using standard industry productivity factor (PF = 20 man-hours per UCP):</w:t>
+        <w:t>Standard software engineering models prescribe a Productivity Factor (PF) of 20 man-hours per Use Case Point for teams with standard domain proficiency:</w:t>
       </w:r>
     </w:p>
     <w:p>
@@ -2442,7 +2487,22 @@
           <w:color w:val="000000"/>
           <w:sz w:val="24"/>
         </w:rPr>
-        <w:t>• Scope Compression for 48-Hour Exam: Accomplished via high-productivity toolchain (Vite, React 18, Supabase BaaS PostgreSQL, Namecheap cPanel PHP microservices).</w:t>
+        <w:t>• Scope Compression Justification: Although the project's complexity translates to a standard commercial project length of several months, compression to fit the 48-hour individual examination timeframe was accomplished using high-productivity tools: Supabase for authentication and real-time database endpoints, cPanel PHP proxies to bypass CORS, and the React 18 component structure.</w:t>
+      </w:r>
+    </w:p>
+    <w:p>
+      <w:pPr>
+        <w:spacing w:line="360" w:lineRule="auto" w:after="160"/>
+      </w:pPr>
+      <w:r>
+        <w:rPr>
+          <w:rFonts w:ascii="Times New Roman" w:hAnsi="Times New Roman"/>
+          <w:b w:val="0"/>
+          <w:i w:val="0"/>
+          <w:color w:val="000000"/>
+          <w:sz w:val="24"/>
+        </w:rPr>
+        <w:t>• Impact on Project Scope: To complete a fully functional application, testing was prioritized on black-box integration while E2E automated tests were logged as Technical Debt (TD-02). Dashboard UI sections were consolidated into single views rather than multiple dashboard pages (TD-03), and heavy computations were resolved in memory (TD-05).</w:t>
       </w:r>
     </w:p>
     <w:sectPr>
